--- a/Results/Supplementary/TableS17.docx
+++ b/Results/Supplementary/TableS17.docx
@@ -25,7 +25,7 @@
           <w:szCs w:val="20"/>
           <w:color w:val="000000"/>
         </w:rPr>
-        <w:t xml:space="preserve">Table S17. Additional dietary and health-cost estimates: three-group standardization, income gradient among the food insecure, and sensitivity analyses, 2025.</w:t>
+        <w:t xml:space="preserve">Table S17. Additional consumption-frequency and health-cost estimates: three-group standardization, income gradient among the meal-deprived, and sensitivity analyses, 2025.</w:t>
       </w:r>
     </w:p>
     <w:tbl xmlns:a="http://schemas.openxmlformats.org/drawingml/2006/main" xmlns:pic="http://schemas.openxmlformats.org/drawingml/2006/picture">
@@ -657,7 +657,7 @@
                 <w:szCs w:val="18"/>
                 <w:color w:val="000000"/>
               </w:rPr>
-              <w:t xml:space="preserve">G1 food secure, %</w:t>
+              <w:t xml:space="preserve">G1 not meal-deprived, %</w:t>
             </w:r>
           </w:p>
         </w:tc>
@@ -937,7 +937,7 @@
                 <w:szCs w:val="18"/>
                 <w:color w:val="000000"/>
               </w:rPr>
-              <w:t xml:space="preserve">G2 food insecure, not poor, %</w:t>
+              <w:t xml:space="preserve">G2 meal-deprived, not poor, %</w:t>
             </w:r>
           </w:p>
         </w:tc>
@@ -1217,7 +1217,7 @@
                 <w:szCs w:val="18"/>
                 <w:color w:val="000000"/>
               </w:rPr>
-              <w:t xml:space="preserve">G3 food insecure and poor, %</w:t>
+              <w:t xml:space="preserve">G3 meal-deprived and poor, %</w:t>
             </w:r>
           </w:p>
         </w:tc>
@@ -2617,7 +2617,7 @@
                 <w:szCs w:val="18"/>
                 <w:color w:val="000000"/>
               </w:rPr>
-              <w:t xml:space="preserve">Food-insecure adults (households) by equivalized income relative to the median, %</w:t>
+              <w:t xml:space="preserve">Meal-deprived adults (households) by equivalized income relative to the median, %</w:t>
             </w:r>
           </w:p>
         </w:tc>
@@ -4577,7 +4577,7 @@
                 <w:szCs w:val="18"/>
                 <w:color w:val="000000"/>
               </w:rPr>
-              <w:t xml:space="preserve">Meat &lt;1/week with vegetarian or vegan adults counted as low intake</w:t>
+              <w:t xml:space="preserve">Meat &lt;1/week with vegetarian or vegan adults counted as low frequency</w:t>
             </w:r>
           </w:p>
         </w:tc>
